--- a/courts/tenth-circuit/utah/federal/district/motion-brief/usage/OUTPUT-motion-brief.docx
+++ b/courts/tenth-circuit/utah/federal/district/motion-brief/usage/OUTPUT-motion-brief.docx
@@ -6741,7 +6741,7 @@
     <w:qFormat/>
     <w:pPr>
       <w:spacing w:before="0" w:after="0" w:line="480" w:lineRule="exact"/>
-      <w:ind w:left="720" w:hanging="720"/>
+      <w:ind w:left="1440" w:hanging="720"/>
     </w:pPr>
   </w:style>
   <w:style w:type="paragraph" w:customStyle="1" w:styleId="XdList2">
@@ -6750,7 +6750,7 @@
     <w:qFormat/>
     <w:pPr>
       <w:spacing w:before="0" w:after="0" w:line="480" w:lineRule="exact"/>
-      <w:ind w:left="1440" w:hanging="720"/>
+      <w:ind w:left="2160" w:hanging="720"/>
     </w:pPr>
   </w:style>
   <w:style w:type="paragraph" w:customStyle="1" w:styleId="XdList3">
@@ -6759,7 +6759,7 @@
     <w:qFormat/>
     <w:pPr>
       <w:spacing w:before="0" w:after="0" w:line="480" w:lineRule="exact"/>
-      <w:ind w:left="2160" w:hanging="720"/>
+      <w:ind w:left="2880" w:hanging="720"/>
     </w:pPr>
   </w:style>
   <w:style w:type="paragraph" w:customStyle="1" w:styleId="XdTailList1">
@@ -6768,7 +6768,7 @@
     <w:qFormat/>
     <w:pPr>
       <w:spacing w:before="0" w:after="0" w:line="276" w:lineRule="exact"/>
-      <w:ind w:left="720" w:hanging="720"/>
+      <w:ind w:left="1440" w:hanging="720"/>
     </w:pPr>
   </w:style>
   <w:style w:type="paragraph" w:customStyle="1" w:styleId="XdTailList2">
@@ -6777,7 +6777,7 @@
     <w:qFormat/>
     <w:pPr>
       <w:spacing w:before="0" w:after="0" w:line="276" w:lineRule="exact"/>
-      <w:ind w:left="1440" w:hanging="720"/>
+      <w:ind w:left="2160" w:hanging="720"/>
     </w:pPr>
   </w:style>
   <w:style w:type="paragraph" w:customStyle="1" w:styleId="XdTailList3">
@@ -6786,7 +6786,7 @@
     <w:qFormat/>
     <w:pPr>
       <w:spacing w:before="0" w:after="0" w:line="276" w:lineRule="exact"/>
-      <w:ind w:left="2160" w:hanging="720"/>
+      <w:ind w:left="2880" w:hanging="720"/>
     </w:pPr>
   </w:style>
   <w:style w:type="paragraph" w:customStyle="1" w:styleId="XdQuoteList1">
@@ -6795,7 +6795,7 @@
     <w:qFormat/>
     <w:pPr>
       <w:spacing w:before="0" w:after="0" w:line="276" w:lineRule="exact"/>
-      <w:ind w:left="1440" w:right="720" w:hanging="720"/>
+      <w:ind w:left="2160" w:right="720" w:hanging="720"/>
     </w:pPr>
   </w:style>
   <w:style w:type="paragraph" w:customStyle="1" w:styleId="XdQuoteList2">
@@ -6804,7 +6804,7 @@
     <w:qFormat/>
     <w:pPr>
       <w:spacing w:before="0" w:after="0" w:line="276" w:lineRule="exact"/>
-      <w:ind w:left="2160" w:right="720" w:hanging="720"/>
+      <w:ind w:left="2880" w:right="720" w:hanging="720"/>
     </w:pPr>
   </w:style>
   <w:style w:type="paragraph" w:customStyle="1" w:styleId="XdQuoteList3">
@@ -6813,7 +6813,7 @@
     <w:qFormat/>
     <w:pPr>
       <w:spacing w:before="0" w:after="0" w:line="276" w:lineRule="exact"/>
-      <w:ind w:left="2880" w:right="720" w:hanging="720"/>
+      <w:ind w:left="3600" w:right="720" w:hanging="720"/>
     </w:pPr>
   </w:style>
   <w:style w:type="paragraph" w:customStyle="1" w:styleId="XdList1">
